--- a/Seminario de Sistemas/Kit docente/Clase 13/Solucion Taller Clase 13 - VetCare.docx
+++ b/Seminario de Sistemas/Kit docente/Clase 13/Solucion Taller Clase 13 - VetCare.docx
@@ -132,7 +132,7 @@
           <w:color w:val="2B2B2B"/>
           <w:sz w:val="22"/>
         </w:rPr>
-        <w:t>Paso 5 resuelto. La prueba de pasillo con un compañero de otro equipo arroja tipicamente que la persona duda en el buscador de dueño porque no sabe si buscar o registrar primero, y que no encuentra el boton Guardar por estar muy abajo. Los dos cambios concretos que se documentan son: poner un texto de ayuda bajo el buscador que diga Escriba el documento del dueño; si no aparece, registrelo aqui, y anclar la barra de accion al pie de la pantalla para que Guardar sea siempre visible. Se anota el tiempo antes y despues, por ejemplo dos minutos cuarenta y luego un minuto cincuenta.</w:t>
+        <w:t>Paso 5 resuelto. La prueba de pasillo con un otro compañero arroja tipicamente que la persona duda en el buscador de dueño porque no sabe si buscar o registrar primero, y que no encuentra el boton Guardar por estar muy abajo. Los dos cambios concretos que se documentan son: poner un texto de ayuda bajo el buscador que diga Escriba el documento del dueño; si no aparece, registrelo aqui, y anclar la barra de accion al pie de la pantalla para que Guardar sea siempre visible. Se anota el tiempo antes y despues, por ejemplo dos minutos cuarenta y luego un minuto cincuenta.</w:t>
       </w:r>
     </w:p>
     <w:p>
